--- a/readme.docx
+++ b/readme.docx
@@ -17,13 +17,79 @@
         <w:t xml:space="preserve"> </w:t>
       </w:r>
       <w:r>
+        <w:t xml:space="preserve">Aidan </w:t>
+      </w:r>
+      <w:r>
+        <w:t>Anderson</w:t>
+      </w:r>
+      <w:r>
+        <w:t>, 02, Spring 2026</w:t>
+      </w:r>
+    </w:p>
+    <w:p>
+      <w:pPr>
+        <w:pStyle w:val="ListParagraph"/>
+        <w:numPr>
+          <w:ilvl w:val="0"/>
+          <w:numId w:val="2"/>
+        </w:numPr>
+        <w:rPr>
+          <w:b/>
+          <w:bCs/>
+        </w:rPr>
+      </w:pPr>
+      <w:r>
+        <w:rPr>
+          <w:b/>
+          <w:bCs/>
+        </w:rPr>
+        <w:t xml:space="preserve">at least one image (screenshot) showing a typical scene from your game being played </w:t>
+      </w:r>
+    </w:p>
+    <w:p>
+      <w:pPr>
+        <w:pStyle w:val="ListParagraph"/>
+        <w:ind w:left="360"/>
         <w:rPr>
           <w:highlight w:val="yellow"/>
         </w:rPr>
-        <w:t>Anderson</w:t>
-      </w:r>
-      <w:r>
-        <w:t>, 02, Spring 2026</w:t>
+      </w:pPr>
+      <w:r>
+        <w:drawing>
+          <wp:inline distT="0" distB="0" distL="0" distR="0" wp14:anchorId="35B97920" wp14:editId="67C1BDCF">
+            <wp:extent cx="5274310" cy="2766695"/>
+            <wp:effectExtent l="0" t="0" r="2540" b="0"/>
+            <wp:docPr id="1008890436" name="Picture 1"/>
+            <wp:cNvGraphicFramePr>
+              <a:graphicFrameLocks xmlns:a="http://schemas.openxmlformats.org/drawingml/2006/main" noChangeAspect="1"/>
+            </wp:cNvGraphicFramePr>
+            <a:graphic xmlns:a="http://schemas.openxmlformats.org/drawingml/2006/main">
+              <a:graphicData uri="http://schemas.openxmlformats.org/drawingml/2006/picture">
+                <pic:pic xmlns:pic="http://schemas.openxmlformats.org/drawingml/2006/picture">
+                  <pic:nvPicPr>
+                    <pic:cNvPr id="1008890436" name=""/>
+                    <pic:cNvPicPr/>
+                  </pic:nvPicPr>
+                  <pic:blipFill>
+                    <a:blip r:embed="rId5"/>
+                    <a:stretch>
+                      <a:fillRect/>
+                    </a:stretch>
+                  </pic:blipFill>
+                  <pic:spPr>
+                    <a:xfrm>
+                      <a:off x="0" y="0"/>
+                      <a:ext cx="5274310" cy="2766695"/>
+                    </a:xfrm>
+                    <a:prstGeom prst="rect">
+                      <a:avLst/>
+                    </a:prstGeom>
+                  </pic:spPr>
+                </pic:pic>
+              </a:graphicData>
+            </a:graphic>
+          </wp:inline>
+        </w:drawing>
       </w:r>
     </w:p>
     <w:p>
@@ -34,14 +100,55 @@
           <w:numId w:val="2"/>
         </w:numPr>
         <w:rPr>
+          <w:b/>
+          <w:bCs/>
+        </w:rPr>
+      </w:pPr>
+      <w:r>
+        <w:rPr>
+          <w:b/>
+          <w:bCs/>
+        </w:rPr>
+        <w:t xml:space="preserve">instructions for compiling and running your game, including the network server </w:t>
+      </w:r>
+    </w:p>
+    <w:p>
+      <w:pPr>
+        <w:pStyle w:val="ListParagraph"/>
+        <w:ind w:left="360"/>
+      </w:pPr>
+      <w:r>
+        <w:t>To compile: run compile.bat</w:t>
+      </w:r>
+    </w:p>
+    <w:p>
+      <w:pPr>
+        <w:pStyle w:val="ListParagraph"/>
+        <w:ind w:left="360"/>
+      </w:pPr>
+      <w:r>
+        <w:t>To run the server: run runServer.bat</w:t>
+      </w:r>
+    </w:p>
+    <w:p>
+      <w:pPr>
+        <w:pStyle w:val="ListParagraph"/>
+        <w:ind w:left="360"/>
+      </w:pPr>
+      <w:r>
+        <w:t xml:space="preserve">To run the game: run run.bat </w:t>
+      </w:r>
+    </w:p>
+    <w:p>
+      <w:pPr>
+        <w:pStyle w:val="ListParagraph"/>
+        <w:ind w:left="360"/>
+      </w:pPr>
+      <w:r>
+        <w:rPr>
           <w:highlight w:val="yellow"/>
         </w:rPr>
-      </w:pPr>
-      <w:r>
-        <w:rPr>
-          <w:highlight w:val="yellow"/>
-        </w:rPr>
-        <w:t xml:space="preserve">at least one image (screenshot) showing a typical scene from your game being played </w:t>
+        <w:t>IP and ports can be set in each batch file</w:t>
       </w:r>
     </w:p>
     <w:p>
@@ -52,14 +159,28 @@
           <w:numId w:val="2"/>
         </w:numPr>
         <w:rPr>
-          <w:highlight w:val="yellow"/>
-        </w:rPr>
-      </w:pPr>
-      <w:r>
-        <w:rPr>
-          <w:highlight w:val="yellow"/>
-        </w:rPr>
-        <w:t xml:space="preserve">instructions for compiling and running your game, including the network server </w:t>
+          <w:b/>
+          <w:bCs/>
+        </w:rPr>
+      </w:pPr>
+      <w:r>
+        <w:rPr>
+          <w:b/>
+          <w:bCs/>
+        </w:rPr>
+        <w:t xml:space="preserve">how to play your game, including what things happen and how the scoring works </w:t>
+      </w:r>
+    </w:p>
+    <w:p>
+      <w:pPr>
+        <w:pStyle w:val="ListParagraph"/>
+        <w:numPr>
+          <w:ilvl w:val="1"/>
+          <w:numId w:val="2"/>
+        </w:numPr>
+      </w:pPr>
+      <w:r>
+        <w:t>The player is trapped on a planet and explore the environment, find a key, and the spaceship to escape.</w:t>
       </w:r>
     </w:p>
     <w:p>
@@ -70,14 +191,428 @@
           <w:numId w:val="2"/>
         </w:numPr>
         <w:rPr>
-          <w:highlight w:val="yellow"/>
-        </w:rPr>
-      </w:pPr>
-      <w:r>
-        <w:rPr>
-          <w:highlight w:val="yellow"/>
-        </w:rPr>
-        <w:t xml:space="preserve">how to play your game, including what things happen and how the scoring works </w:t>
+          <w:b/>
+          <w:bCs/>
+        </w:rPr>
+      </w:pPr>
+      <w:r>
+        <w:rPr>
+          <w:b/>
+          <w:bCs/>
+        </w:rPr>
+        <w:t>C</w:t>
+      </w:r>
+      <w:r>
+        <w:rPr>
+          <w:b/>
+          <w:bCs/>
+        </w:rPr>
+        <w:t>ontrol</w:t>
+      </w:r>
+      <w:r>
+        <w:rPr>
+          <w:b/>
+          <w:bCs/>
+        </w:rPr>
+        <w:t>s</w:t>
+      </w:r>
+      <w:r>
+        <w:rPr>
+          <w:b/>
+          <w:bCs/>
+        </w:rPr>
+        <w:t>:</w:t>
+      </w:r>
+    </w:p>
+    <w:p>
+      <w:pPr>
+        <w:pStyle w:val="ListParagraph"/>
+        <w:numPr>
+          <w:ilvl w:val="2"/>
+          <w:numId w:val="2"/>
+        </w:numPr>
+        <w:rPr>
+          <w:b/>
+          <w:bCs/>
+        </w:rPr>
+      </w:pPr>
+      <w:r>
+        <w:rPr>
+          <w:b/>
+          <w:bCs/>
+        </w:rPr>
+        <w:t>K</w:t>
+      </w:r>
+      <w:r>
+        <w:rPr>
+          <w:b/>
+          <w:bCs/>
+        </w:rPr>
+        <w:t xml:space="preserve">eyboard: </w:t>
+      </w:r>
+    </w:p>
+    <w:p>
+      <w:pPr>
+        <w:pStyle w:val="ListParagraph"/>
+        <w:numPr>
+          <w:ilvl w:val="3"/>
+          <w:numId w:val="2"/>
+        </w:numPr>
+      </w:pPr>
+      <w:r>
+        <w:t>W/S – move forward/backward</w:t>
+      </w:r>
+    </w:p>
+    <w:p>
+      <w:pPr>
+        <w:pStyle w:val="ListParagraph"/>
+        <w:numPr>
+          <w:ilvl w:val="3"/>
+          <w:numId w:val="2"/>
+        </w:numPr>
+      </w:pPr>
+      <w:r>
+        <w:t>A/D – move left/right</w:t>
+      </w:r>
+    </w:p>
+    <w:p>
+      <w:pPr>
+        <w:pStyle w:val="ListParagraph"/>
+        <w:numPr>
+          <w:ilvl w:val="3"/>
+          <w:numId w:val="2"/>
+        </w:numPr>
+      </w:pPr>
+      <w:r>
+        <w:t xml:space="preserve">E – take </w:t>
+      </w:r>
+    </w:p>
+    <w:p>
+      <w:pPr>
+        <w:pStyle w:val="ListParagraph"/>
+        <w:numPr>
+          <w:ilvl w:val="3"/>
+          <w:numId w:val="2"/>
+        </w:numPr>
+      </w:pPr>
+      <w:r>
+        <w:t>Space – jump</w:t>
+      </w:r>
+    </w:p>
+    <w:p>
+      <w:pPr>
+        <w:pStyle w:val="ListParagraph"/>
+        <w:numPr>
+          <w:ilvl w:val="3"/>
+          <w:numId w:val="2"/>
+        </w:numPr>
+      </w:pPr>
+      <w:r>
+        <w:t>Q – Shoot bullet</w:t>
+      </w:r>
+    </w:p>
+    <w:p>
+      <w:pPr>
+        <w:pStyle w:val="ListParagraph"/>
+        <w:numPr>
+          <w:ilvl w:val="3"/>
+          <w:numId w:val="2"/>
+        </w:numPr>
+      </w:pPr>
+      <w:r>
+        <w:t xml:space="preserve">F – push </w:t>
+      </w:r>
+    </w:p>
+    <w:p>
+      <w:pPr>
+        <w:pStyle w:val="ListParagraph"/>
+        <w:numPr>
+          <w:ilvl w:val="3"/>
+          <w:numId w:val="2"/>
+        </w:numPr>
+      </w:pPr>
+      <w:r>
+        <w:t>R – on/off flashlight</w:t>
+      </w:r>
+    </w:p>
+    <w:p>
+      <w:pPr>
+        <w:pStyle w:val="ListParagraph"/>
+        <w:numPr>
+          <w:ilvl w:val="3"/>
+          <w:numId w:val="2"/>
+        </w:numPr>
+      </w:pPr>
+      <w:r>
+        <w:t>Z – camera zoom in</w:t>
+      </w:r>
+    </w:p>
+    <w:p>
+      <w:pPr>
+        <w:pStyle w:val="ListParagraph"/>
+        <w:numPr>
+          <w:ilvl w:val="3"/>
+          <w:numId w:val="2"/>
+        </w:numPr>
+      </w:pPr>
+      <w:r>
+        <w:lastRenderedPageBreak/>
+        <w:t>X – camera zoom out</w:t>
+      </w:r>
+    </w:p>
+    <w:p>
+      <w:pPr>
+        <w:pStyle w:val="ListParagraph"/>
+        <w:numPr>
+          <w:ilvl w:val="3"/>
+          <w:numId w:val="2"/>
+        </w:numPr>
+      </w:pPr>
+      <w:r>
+        <w:t>C – camera left</w:t>
+      </w:r>
+    </w:p>
+    <w:p>
+      <w:pPr>
+        <w:pStyle w:val="ListParagraph"/>
+        <w:numPr>
+          <w:ilvl w:val="3"/>
+          <w:numId w:val="2"/>
+        </w:numPr>
+      </w:pPr>
+      <w:r>
+        <w:t>V – camera right</w:t>
+      </w:r>
+    </w:p>
+    <w:p>
+      <w:pPr>
+        <w:pStyle w:val="ListParagraph"/>
+        <w:numPr>
+          <w:ilvl w:val="3"/>
+          <w:numId w:val="2"/>
+        </w:numPr>
+      </w:pPr>
+      <w:r>
+        <w:t>B – camera down</w:t>
+      </w:r>
+    </w:p>
+    <w:p>
+      <w:pPr>
+        <w:pStyle w:val="ListParagraph"/>
+        <w:numPr>
+          <w:ilvl w:val="3"/>
+          <w:numId w:val="2"/>
+        </w:numPr>
+      </w:pPr>
+      <w:r>
+        <w:t>G – camera up</w:t>
+      </w:r>
+    </w:p>
+    <w:p>
+      <w:pPr>
+        <w:pStyle w:val="ListParagraph"/>
+        <w:numPr>
+          <w:ilvl w:val="3"/>
+          <w:numId w:val="2"/>
+        </w:numPr>
+      </w:pPr>
+      <w:r>
+        <w:t>O – enable rendering terr</w:t>
+      </w:r>
+      <w:r>
+        <w:t>ai</w:t>
+      </w:r>
+      <w:r>
+        <w:t>n</w:t>
+      </w:r>
+    </w:p>
+    <w:p>
+      <w:pPr>
+        <w:pStyle w:val="ListParagraph"/>
+        <w:numPr>
+          <w:ilvl w:val="3"/>
+          <w:numId w:val="2"/>
+        </w:numPr>
+      </w:pPr>
+      <w:r>
+        <w:t>P – disable rendering terr</w:t>
+      </w:r>
+      <w:r>
+        <w:t>ai</w:t>
+      </w:r>
+      <w:r>
+        <w:t>n</w:t>
+      </w:r>
+    </w:p>
+    <w:p>
+      <w:pPr>
+        <w:pStyle w:val="ListParagraph"/>
+        <w:numPr>
+          <w:ilvl w:val="2"/>
+          <w:numId w:val="2"/>
+        </w:numPr>
+      </w:pPr>
+      <w:r>
+        <w:rPr>
+          <w:b/>
+          <w:bCs/>
+        </w:rPr>
+        <w:t>PlayStation gamepad</w:t>
+      </w:r>
+      <w:r>
+        <w:t>:</w:t>
+      </w:r>
+    </w:p>
+    <w:p>
+      <w:pPr>
+        <w:pStyle w:val="ListParagraph"/>
+        <w:numPr>
+          <w:ilvl w:val="3"/>
+          <w:numId w:val="2"/>
+        </w:numPr>
+      </w:pPr>
+      <w:r>
+        <w:t>RX --</w:t>
+      </w:r>
+      <w:r>
+        <w:t xml:space="preserve"> </w:t>
+      </w:r>
+      <w:r>
+        <w:t>Azimuth</w:t>
+      </w:r>
+      <w:r>
+        <w:t xml:space="preserve"> </w:t>
+      </w:r>
+      <w:r>
+        <w:t>Action</w:t>
+      </w:r>
+    </w:p>
+    <w:p>
+      <w:pPr>
+        <w:pStyle w:val="ListParagraph"/>
+        <w:numPr>
+          <w:ilvl w:val="3"/>
+          <w:numId w:val="2"/>
+        </w:numPr>
+      </w:pPr>
+      <w:r>
+        <w:t>RY</w:t>
+      </w:r>
+      <w:r>
+        <w:t xml:space="preserve"> -- </w:t>
+      </w:r>
+      <w:r>
+        <w:t>Elevation</w:t>
+      </w:r>
+      <w:r>
+        <w:t xml:space="preserve"> </w:t>
+      </w:r>
+      <w:r>
+        <w:t>Action</w:t>
+      </w:r>
+      <w:r>
+        <w:t xml:space="preserve"> </w:t>
+      </w:r>
+    </w:p>
+    <w:p>
+      <w:pPr>
+        <w:pStyle w:val="ListParagraph"/>
+        <w:numPr>
+          <w:ilvl w:val="3"/>
+          <w:numId w:val="2"/>
+        </w:numPr>
+      </w:pPr>
+      <w:r>
+        <w:t xml:space="preserve">Z -- </w:t>
+      </w:r>
+      <w:r>
+        <w:t>Radius</w:t>
+      </w:r>
+      <w:r>
+        <w:t xml:space="preserve"> </w:t>
+      </w:r>
+      <w:r>
+        <w:t>Action</w:t>
+      </w:r>
+    </w:p>
+    <w:p>
+      <w:pPr>
+        <w:pStyle w:val="ListParagraph"/>
+        <w:numPr>
+          <w:ilvl w:val="3"/>
+          <w:numId w:val="2"/>
+        </w:numPr>
+      </w:pPr>
+      <w:r>
+        <w:t xml:space="preserve">B0 – Take </w:t>
+      </w:r>
+    </w:p>
+    <w:p>
+      <w:pPr>
+        <w:pStyle w:val="ListParagraph"/>
+        <w:numPr>
+          <w:ilvl w:val="3"/>
+          <w:numId w:val="2"/>
+        </w:numPr>
+      </w:pPr>
+      <w:r>
+        <w:t>B1 – jump</w:t>
+      </w:r>
+    </w:p>
+    <w:p>
+      <w:pPr>
+        <w:pStyle w:val="ListParagraph"/>
+        <w:numPr>
+          <w:ilvl w:val="3"/>
+          <w:numId w:val="2"/>
+        </w:numPr>
+      </w:pPr>
+      <w:r>
+        <w:t>B2 – Push</w:t>
+      </w:r>
+    </w:p>
+    <w:p>
+      <w:pPr>
+        <w:pStyle w:val="ListParagraph"/>
+        <w:numPr>
+          <w:ilvl w:val="3"/>
+          <w:numId w:val="2"/>
+        </w:numPr>
+      </w:pPr>
+      <w:r>
+        <w:t>B3 – on/off flashlight</w:t>
+      </w:r>
+    </w:p>
+    <w:p>
+      <w:pPr>
+        <w:pStyle w:val="ListParagraph"/>
+        <w:numPr>
+          <w:ilvl w:val="3"/>
+          <w:numId w:val="2"/>
+        </w:numPr>
+      </w:pPr>
+      <w:r>
+        <w:t>B6 – Shoot bullet</w:t>
+      </w:r>
+    </w:p>
+    <w:p>
+      <w:pPr>
+        <w:pStyle w:val="ListParagraph"/>
+        <w:numPr>
+          <w:ilvl w:val="0"/>
+          <w:numId w:val="2"/>
+        </w:numPr>
+        <w:rPr>
+          <w:b/>
+          <w:bCs/>
+        </w:rPr>
+      </w:pPr>
+      <w:r>
+        <w:rPr>
+          <w:b/>
+          <w:bCs/>
+        </w:rPr>
+        <w:t xml:space="preserve">a description of the lighting used in your game, including any lights that turn on/off </w:t>
       </w:r>
     </w:p>
     <w:p>
@@ -87,15 +622,45 @@
           <w:ilvl w:val="1"/>
           <w:numId w:val="2"/>
         </w:numPr>
-        <w:rPr>
-          <w:highlight w:val="yellow"/>
-        </w:rPr>
-      </w:pPr>
-      <w:r>
-        <w:rPr>
-          <w:highlight w:val="yellow"/>
-        </w:rPr>
-        <w:t>The player is trapped on a planet and explore the environment, find a key, and the spaceship to escape.</w:t>
+      </w:pPr>
+      <w:r>
+        <w:t>spotlight on/off – player’s flashlight</w:t>
+      </w:r>
+    </w:p>
+    <w:p>
+      <w:pPr>
+        <w:pStyle w:val="ListParagraph"/>
+        <w:numPr>
+          <w:ilvl w:val="1"/>
+          <w:numId w:val="2"/>
+        </w:numPr>
+      </w:pPr>
+      <w:r>
+        <w:t>Red positional light – key’s light</w:t>
+      </w:r>
+    </w:p>
+    <w:p>
+      <w:pPr>
+        <w:pStyle w:val="ListParagraph"/>
+        <w:numPr>
+          <w:ilvl w:val="1"/>
+          <w:numId w:val="2"/>
+        </w:numPr>
+      </w:pPr>
+      <w:r>
+        <w:t>Green positional light – player’s light</w:t>
+      </w:r>
+    </w:p>
+    <w:p>
+      <w:pPr>
+        <w:pStyle w:val="ListParagraph"/>
+        <w:numPr>
+          <w:ilvl w:val="1"/>
+          <w:numId w:val="2"/>
+        </w:numPr>
+      </w:pPr>
+      <w:r>
+        <w:t>spotlight – spaceship light</w:t>
       </w:r>
     </w:p>
     <w:p>
@@ -105,9 +670,183 @@
           <w:ilvl w:val="0"/>
           <w:numId w:val="2"/>
         </w:numPr>
-      </w:pPr>
-      <w:r>
-        <w:t>control:</w:t>
+        <w:rPr>
+          <w:b/>
+          <w:bCs/>
+        </w:rPr>
+      </w:pPr>
+      <w:r>
+        <w:rPr>
+          <w:b/>
+          <w:bCs/>
+        </w:rPr>
+        <w:t xml:space="preserve">a brief summary of any changes (or none) that you made to the network protocol </w:t>
+      </w:r>
+    </w:p>
+    <w:p>
+      <w:pPr>
+        <w:pStyle w:val="ListParagraph"/>
+        <w:ind w:left="360"/>
+      </w:pPr>
+      <w:r>
+        <w:t>No changes made to the network protocol.</w:t>
+      </w:r>
+    </w:p>
+    <w:p>
+      <w:pPr>
+        <w:pStyle w:val="ListParagraph"/>
+        <w:numPr>
+          <w:ilvl w:val="0"/>
+          <w:numId w:val="2"/>
+        </w:numPr>
+        <w:rPr>
+          <w:b/>
+          <w:bCs/>
+        </w:rPr>
+      </w:pPr>
+      <w:r>
+        <w:rPr>
+          <w:b/>
+          <w:bCs/>
+        </w:rPr>
+        <w:t xml:space="preserve">a list of changes and additions that you made to TAGE </w:t>
+      </w:r>
+    </w:p>
+    <w:p>
+      <w:pPr>
+        <w:pStyle w:val="ListParagraph"/>
+        <w:numPr>
+          <w:ilvl w:val="1"/>
+          <w:numId w:val="2"/>
+        </w:numPr>
+      </w:pPr>
+      <w:r>
+        <w:t>CameraOrbit3D</w:t>
+      </w:r>
+    </w:p>
+    <w:p>
+      <w:pPr>
+        <w:pStyle w:val="ListParagraph"/>
+        <w:numPr>
+          <w:ilvl w:val="1"/>
+          <w:numId w:val="2"/>
+        </w:numPr>
+      </w:pPr>
+      <w:r>
+        <w:t>GameObject</w:t>
+      </w:r>
+      <w:r>
+        <w:t xml:space="preserve"> – yaw </w:t>
+      </w:r>
+    </w:p>
+    <w:p>
+      <w:pPr>
+        <w:pStyle w:val="ListParagraph"/>
+        <w:numPr>
+          <w:ilvl w:val="0"/>
+          <w:numId w:val="2"/>
+        </w:numPr>
+        <w:rPr>
+          <w:b/>
+          <w:bCs/>
+        </w:rPr>
+      </w:pPr>
+      <w:r>
+        <w:rPr>
+          <w:b/>
+          <w:bCs/>
+        </w:rPr>
+        <w:t xml:space="preserve">a statement indicating the (1) genre, (2) theme, (3) dimensionality, and (4) activities utilized in your game (see week 1 notes -- chapter 00 -- for examples) </w:t>
+      </w:r>
+    </w:p>
+    <w:p>
+      <w:pPr>
+        <w:pStyle w:val="ListParagraph"/>
+        <w:numPr>
+          <w:ilvl w:val="1"/>
+          <w:numId w:val="2"/>
+        </w:numPr>
+      </w:pPr>
+      <w:r>
+        <w:rPr>
+          <w:b/>
+          <w:bCs/>
+        </w:rPr>
+        <w:t>genre</w:t>
+      </w:r>
+      <w:r>
+        <w:t xml:space="preserve"> – </w:t>
+      </w:r>
+      <w:r>
+        <w:t>adventure</w:t>
+      </w:r>
+    </w:p>
+    <w:p>
+      <w:pPr>
+        <w:pStyle w:val="ListParagraph"/>
+        <w:numPr>
+          <w:ilvl w:val="1"/>
+          <w:numId w:val="2"/>
+        </w:numPr>
+      </w:pPr>
+      <w:r>
+        <w:rPr>
+          <w:b/>
+          <w:bCs/>
+        </w:rPr>
+        <w:t>theme</w:t>
+      </w:r>
+      <w:r>
+        <w:t xml:space="preserve"> – </w:t>
+      </w:r>
+      <w:r>
+        <w:t>sci-fi planet escape</w:t>
+      </w:r>
+      <w:r>
+        <w:t xml:space="preserve"> </w:t>
+      </w:r>
+    </w:p>
+    <w:p>
+      <w:pPr>
+        <w:pStyle w:val="ListParagraph"/>
+        <w:numPr>
+          <w:ilvl w:val="1"/>
+          <w:numId w:val="2"/>
+        </w:numPr>
+      </w:pPr>
+      <w:r>
+        <w:rPr>
+          <w:b/>
+          <w:bCs/>
+        </w:rPr>
+        <w:t>dimensionality</w:t>
+      </w:r>
+      <w:r>
+        <w:t xml:space="preserve"> – </w:t>
+      </w:r>
+      <w:r>
+        <w:t>3D</w:t>
+      </w:r>
+    </w:p>
+    <w:p>
+      <w:pPr>
+        <w:pStyle w:val="ListParagraph"/>
+        <w:numPr>
+          <w:ilvl w:val="1"/>
+          <w:numId w:val="2"/>
+        </w:numPr>
+        <w:rPr>
+          <w:b/>
+          <w:bCs/>
+        </w:rPr>
+      </w:pPr>
+      <w:r>
+        <w:rPr>
+          <w:b/>
+          <w:bCs/>
+        </w:rPr>
+        <w:lastRenderedPageBreak/>
+        <w:t>Activity</w:t>
       </w:r>
     </w:p>
     <w:p>
@@ -119,7 +858,658 @@
         </w:numPr>
       </w:pPr>
       <w:r>
-        <w:t xml:space="preserve">keyboard: </w:t>
+        <w:t>Exploration</w:t>
+      </w:r>
+      <w:r>
+        <w:t xml:space="preserve"> – </w:t>
+      </w:r>
+      <w:r>
+        <w:t>Player moves around the planet to find the key and.</w:t>
+      </w:r>
+    </w:p>
+    <w:p>
+      <w:pPr>
+        <w:pStyle w:val="ListParagraph"/>
+        <w:numPr>
+          <w:ilvl w:val="2"/>
+          <w:numId w:val="2"/>
+        </w:numPr>
+      </w:pPr>
+      <w:r>
+        <w:t>Collection</w:t>
+      </w:r>
+      <w:r>
+        <w:t xml:space="preserve"> – </w:t>
+      </w:r>
+      <w:r>
+        <w:t>Player collects the key needed to activate the spaceship.</w:t>
+      </w:r>
+    </w:p>
+    <w:p>
+      <w:pPr>
+        <w:pStyle w:val="ListParagraph"/>
+        <w:numPr>
+          <w:ilvl w:val="2"/>
+          <w:numId w:val="2"/>
+        </w:numPr>
+      </w:pPr>
+      <w:r>
+        <w:t>Enemy avoidance</w:t>
+      </w:r>
+      <w:r>
+        <w:t xml:space="preserve"> – </w:t>
+      </w:r>
+      <w:r>
+        <w:t xml:space="preserve">Player </w:t>
+      </w:r>
+      <w:r>
+        <w:t xml:space="preserve">should </w:t>
+      </w:r>
+      <w:r>
+        <w:t xml:space="preserve">avoid enemies that chase </w:t>
+      </w:r>
+      <w:r>
+        <w:t>and attack</w:t>
+      </w:r>
+      <w:r>
+        <w:t>.</w:t>
+      </w:r>
+    </w:p>
+    <w:p>
+      <w:pPr>
+        <w:pStyle w:val="ListParagraph"/>
+        <w:numPr>
+          <w:ilvl w:val="2"/>
+          <w:numId w:val="2"/>
+        </w:numPr>
+      </w:pPr>
+      <w:r>
+        <w:t>Goal</w:t>
+      </w:r>
+      <w:r>
+        <w:t xml:space="preserve"> </w:t>
+      </w:r>
+      <w:r>
+        <w:t xml:space="preserve">– </w:t>
+      </w:r>
+      <w:r>
+        <w:t>Player wins by reaching the spaceship with the key and escaping.</w:t>
+      </w:r>
+    </w:p>
+    <w:p>
+      <w:pPr>
+        <w:pStyle w:val="ListParagraph"/>
+        <w:numPr>
+          <w:ilvl w:val="0"/>
+          <w:numId w:val="2"/>
+        </w:numPr>
+        <w:rPr>
+          <w:b/>
+          <w:bCs/>
+        </w:rPr>
+      </w:pPr>
+      <w:r>
+        <w:rPr>
+          <w:b/>
+          <w:bCs/>
+        </w:rPr>
+        <w:t>an explanation of where (in the game, not the code) each project requirement is visible</w:t>
+      </w:r>
+    </w:p>
+    <w:p>
+      <w:pPr>
+        <w:pStyle w:val="ListParagraph"/>
+        <w:numPr>
+          <w:ilvl w:val="1"/>
+          <w:numId w:val="2"/>
+        </w:numPr>
+        <w:rPr>
+          <w:b/>
+          <w:bCs/>
+        </w:rPr>
+      </w:pPr>
+      <w:r>
+        <w:rPr>
+          <w:b/>
+          <w:bCs/>
+        </w:rPr>
+        <w:t>External Models:</w:t>
+      </w:r>
+      <w:r>
+        <w:t xml:space="preserve"> Spaceship, enemy and dolphin models</w:t>
+      </w:r>
+    </w:p>
+    <w:p>
+      <w:pPr>
+        <w:pStyle w:val="ListParagraph"/>
+        <w:numPr>
+          <w:ilvl w:val="1"/>
+          <w:numId w:val="2"/>
+        </w:numPr>
+        <w:rPr>
+          <w:b/>
+          <w:bCs/>
+        </w:rPr>
+      </w:pPr>
+      <w:r>
+        <w:rPr>
+          <w:b/>
+          <w:bCs/>
+        </w:rPr>
+        <w:t>Networked Multiplayer:</w:t>
+      </w:r>
+      <w:r>
+        <w:t xml:space="preserve"> Game automatically connects to server if available</w:t>
+      </w:r>
+    </w:p>
+    <w:p>
+      <w:pPr>
+        <w:pStyle w:val="ListParagraph"/>
+        <w:numPr>
+          <w:ilvl w:val="1"/>
+          <w:numId w:val="2"/>
+        </w:numPr>
+        <w:rPr>
+          <w:b/>
+          <w:bCs/>
+        </w:rPr>
+      </w:pPr>
+      <w:r>
+        <w:rPr>
+          <w:b/>
+          <w:bCs/>
+        </w:rPr>
+        <w:t>Skybox and terrain:</w:t>
+      </w:r>
+      <w:r>
+        <w:t xml:space="preserve"> Stars background skybox and mars terrain visible in game</w:t>
+      </w:r>
+    </w:p>
+    <w:p>
+      <w:pPr>
+        <w:pStyle w:val="ListParagraph"/>
+        <w:numPr>
+          <w:ilvl w:val="1"/>
+          <w:numId w:val="2"/>
+        </w:numPr>
+        <w:rPr>
+          <w:b/>
+          <w:bCs/>
+        </w:rPr>
+      </w:pPr>
+      <w:r>
+        <w:rPr>
+          <w:b/>
+          <w:bCs/>
+        </w:rPr>
+        <w:t>Lights:</w:t>
+      </w:r>
+      <w:r>
+        <w:t xml:space="preserve"> Spotlight by spaceship, red positional light by key, green positional light that follows player, toggleable flashlight</w:t>
+      </w:r>
+    </w:p>
+    <w:p>
+      <w:pPr>
+        <w:pStyle w:val="ListParagraph"/>
+        <w:numPr>
+          <w:ilvl w:val="1"/>
+          <w:numId w:val="2"/>
+        </w:numPr>
+        <w:rPr>
+          <w:b/>
+          <w:bCs/>
+        </w:rPr>
+      </w:pPr>
+      <w:r>
+        <w:rPr>
+          <w:b/>
+          <w:bCs/>
+        </w:rPr>
+        <w:t xml:space="preserve">HUD: </w:t>
+      </w:r>
+      <w:r>
+        <w:t>HUD is displayed in game</w:t>
+      </w:r>
+    </w:p>
+    <w:p>
+      <w:pPr>
+        <w:pStyle w:val="ListParagraph"/>
+        <w:numPr>
+          <w:ilvl w:val="1"/>
+          <w:numId w:val="2"/>
+        </w:numPr>
+        <w:rPr>
+          <w:b/>
+          <w:bCs/>
+        </w:rPr>
+      </w:pPr>
+      <w:r>
+        <w:rPr>
+          <w:b/>
+          <w:bCs/>
+        </w:rPr>
+        <w:t xml:space="preserve">3D Sound: </w:t>
+      </w:r>
+      <w:r>
+        <w:t>Player plays footstep sound while walking, spaceship plays beep sound periodically.</w:t>
+      </w:r>
+    </w:p>
+    <w:p>
+      <w:pPr>
+        <w:pStyle w:val="ListParagraph"/>
+        <w:numPr>
+          <w:ilvl w:val="1"/>
+          <w:numId w:val="2"/>
+        </w:numPr>
+        <w:rPr>
+          <w:b/>
+          <w:bCs/>
+        </w:rPr>
+      </w:pPr>
+      <w:r>
+        <w:rPr>
+          <w:b/>
+          <w:bCs/>
+        </w:rPr>
+        <w:t>Hierarchical Scenegraph:</w:t>
+      </w:r>
+      <w:r>
+        <w:t xml:space="preserve"> Player, Bullet and Enemy Game Objects </w:t>
+      </w:r>
+      <w:r>
+        <w:t>children of</w:t>
+      </w:r>
+      <w:r>
+        <w:t xml:space="preserve"> root object</w:t>
+      </w:r>
+    </w:p>
+    <w:p>
+      <w:pPr>
+        <w:pStyle w:val="ListParagraph"/>
+        <w:numPr>
+          <w:ilvl w:val="1"/>
+          <w:numId w:val="2"/>
+        </w:numPr>
+        <w:rPr>
+          <w:b/>
+          <w:bCs/>
+        </w:rPr>
+      </w:pPr>
+      <w:r>
+        <w:rPr>
+          <w:b/>
+          <w:bCs/>
+        </w:rPr>
+        <w:t>NPCs:</w:t>
+      </w:r>
+      <w:r>
+        <w:t xml:space="preserve"> Enemies follow and attack players using behavior tree logic</w:t>
+      </w:r>
+    </w:p>
+    <w:p>
+      <w:pPr>
+        <w:pStyle w:val="ListParagraph"/>
+        <w:numPr>
+          <w:ilvl w:val="1"/>
+          <w:numId w:val="2"/>
+        </w:numPr>
+        <w:rPr>
+          <w:b/>
+          <w:bCs/>
+        </w:rPr>
+      </w:pPr>
+      <w:r>
+        <w:rPr>
+          <w:b/>
+          <w:bCs/>
+        </w:rPr>
+        <w:t>Physics:</w:t>
+      </w:r>
+      <w:r>
+        <w:t xml:space="preserve"> Players can jump</w:t>
+      </w:r>
+      <w:r>
+        <w:t xml:space="preserve"> and move using their rigid body</w:t>
+      </w:r>
+      <w:r>
+        <w:t>, bullets have a physics sphere that follows their trajectory</w:t>
+      </w:r>
+    </w:p>
+    <w:p>
+      <w:pPr>
+        <w:pStyle w:val="ListParagraph"/>
+        <w:numPr>
+          <w:ilvl w:val="0"/>
+          <w:numId w:val="2"/>
+        </w:numPr>
+        <w:rPr>
+          <w:b/>
+          <w:bCs/>
+        </w:rPr>
+      </w:pPr>
+      <w:r>
+        <w:rPr>
+          <w:b/>
+          <w:bCs/>
+        </w:rPr>
+        <w:t>a list of the requirements that you weren’t able to get working</w:t>
+      </w:r>
+    </w:p>
+    <w:p>
+      <w:pPr>
+        <w:pStyle w:val="ListParagraph"/>
+        <w:numPr>
+          <w:ilvl w:val="1"/>
+          <w:numId w:val="2"/>
+        </w:numPr>
+      </w:pPr>
+      <w:r>
+        <w:t xml:space="preserve">Did not complete player model </w:t>
+      </w:r>
+    </w:p>
+    <w:p>
+      <w:pPr>
+        <w:pStyle w:val="ListParagraph"/>
+        <w:numPr>
+          <w:ilvl w:val="1"/>
+          <w:numId w:val="2"/>
+        </w:numPr>
+      </w:pPr>
+      <w:r>
+        <w:t>Did not complete bullet</w:t>
+      </w:r>
+      <w:r>
+        <w:t>-</w:t>
+      </w:r>
+      <w:r>
+        <w:t>enemy hit detection</w:t>
+      </w:r>
+    </w:p>
+    <w:p>
+      <w:pPr>
+        <w:pStyle w:val="ListParagraph"/>
+        <w:numPr>
+          <w:ilvl w:val="1"/>
+          <w:numId w:val="2"/>
+        </w:numPr>
+      </w:pPr>
+      <w:r>
+        <w:t xml:space="preserve">Enemies do not spawn in </w:t>
+      </w:r>
+      <w:r>
+        <w:t>single player (they do in multiplayer)</w:t>
+      </w:r>
+    </w:p>
+    <w:p>
+      <w:pPr>
+        <w:pStyle w:val="ListParagraph"/>
+        <w:numPr>
+          <w:ilvl w:val="0"/>
+          <w:numId w:val="2"/>
+        </w:numPr>
+        <w:rPr>
+          <w:b/>
+          <w:bCs/>
+        </w:rPr>
+      </w:pPr>
+      <w:r>
+        <w:rPr>
+          <w:b/>
+          <w:bCs/>
+        </w:rPr>
+        <w:t xml:space="preserve">any technique you used in your game that goes beyond the requirements </w:t>
+      </w:r>
+    </w:p>
+    <w:p>
+      <w:pPr>
+        <w:pStyle w:val="ListParagraph"/>
+        <w:numPr>
+          <w:ilvl w:val="0"/>
+          <w:numId w:val="2"/>
+        </w:numPr>
+        <w:rPr>
+          <w:b/>
+          <w:bCs/>
+        </w:rPr>
+      </w:pPr>
+      <w:r>
+        <w:rPr>
+          <w:b/>
+          <w:bCs/>
+        </w:rPr>
+        <w:t>contributions</w:t>
+      </w:r>
+      <w:r>
+        <w:rPr>
+          <w:b/>
+          <w:bCs/>
+        </w:rPr>
+        <w:t>:</w:t>
+      </w:r>
+    </w:p>
+    <w:p>
+      <w:pPr>
+        <w:pStyle w:val="ListParagraph"/>
+        <w:numPr>
+          <w:ilvl w:val="1"/>
+          <w:numId w:val="2"/>
+        </w:numPr>
+      </w:pPr>
+      <w:r>
+        <w:t>Chik:</w:t>
+      </w:r>
+    </w:p>
+    <w:p>
+      <w:pPr>
+        <w:pStyle w:val="ListParagraph"/>
+        <w:numPr>
+          <w:ilvl w:val="2"/>
+          <w:numId w:val="2"/>
+        </w:numPr>
+      </w:pPr>
+      <w:r>
+        <w:t>Skybox and Terrain</w:t>
+      </w:r>
+    </w:p>
+    <w:p>
+      <w:pPr>
+        <w:pStyle w:val="ListParagraph"/>
+        <w:numPr>
+          <w:ilvl w:val="2"/>
+          <w:numId w:val="2"/>
+        </w:numPr>
+      </w:pPr>
+      <w:r>
+        <w:t xml:space="preserve">Hierarchical </w:t>
+      </w:r>
+      <w:r>
+        <w:t>Scene Graph</w:t>
+      </w:r>
+    </w:p>
+    <w:p>
+      <w:pPr>
+        <w:pStyle w:val="ListParagraph"/>
+        <w:numPr>
+          <w:ilvl w:val="2"/>
+          <w:numId w:val="2"/>
+        </w:numPr>
+      </w:pPr>
+      <w:r>
+        <w:t>Light</w:t>
+      </w:r>
+    </w:p>
+    <w:p>
+      <w:pPr>
+        <w:pStyle w:val="ListParagraph"/>
+        <w:numPr>
+          <w:ilvl w:val="2"/>
+          <w:numId w:val="2"/>
+        </w:numPr>
+      </w:pPr>
+      <w:r>
+        <w:lastRenderedPageBreak/>
+        <w:t>HUD</w:t>
+      </w:r>
+    </w:p>
+    <w:p>
+      <w:pPr>
+        <w:pStyle w:val="ListParagraph"/>
+        <w:numPr>
+          <w:ilvl w:val="2"/>
+          <w:numId w:val="2"/>
+        </w:numPr>
+      </w:pPr>
+      <w:r>
+        <w:t>Animation</w:t>
+      </w:r>
+    </w:p>
+    <w:p>
+      <w:pPr>
+        <w:pStyle w:val="ListParagraph"/>
+        <w:numPr>
+          <w:ilvl w:val="2"/>
+          <w:numId w:val="2"/>
+        </w:numPr>
+      </w:pPr>
+      <w:r>
+        <w:t>NPC</w:t>
+      </w:r>
+    </w:p>
+    <w:p>
+      <w:pPr>
+        <w:pStyle w:val="ListParagraph"/>
+        <w:numPr>
+          <w:ilvl w:val="2"/>
+          <w:numId w:val="2"/>
+        </w:numPr>
+      </w:pPr>
+      <w:r>
+        <w:t>enemy model</w:t>
+      </w:r>
+    </w:p>
+    <w:p>
+      <w:pPr>
+        <w:pStyle w:val="ListParagraph"/>
+        <w:numPr>
+          <w:ilvl w:val="1"/>
+          <w:numId w:val="2"/>
+        </w:numPr>
+      </w:pPr>
+      <w:r>
+        <w:t>Aidan</w:t>
+      </w:r>
+    </w:p>
+    <w:p>
+      <w:pPr>
+        <w:pStyle w:val="ListParagraph"/>
+        <w:numPr>
+          <w:ilvl w:val="2"/>
+          <w:numId w:val="2"/>
+        </w:numPr>
+      </w:pPr>
+      <w:r>
+        <w:t>Network</w:t>
+      </w:r>
+      <w:r>
+        <w:t>ing</w:t>
+      </w:r>
+    </w:p>
+    <w:p>
+      <w:pPr>
+        <w:pStyle w:val="ListParagraph"/>
+        <w:numPr>
+          <w:ilvl w:val="2"/>
+          <w:numId w:val="2"/>
+        </w:numPr>
+      </w:pPr>
+      <w:r>
+        <w:t>Physics</w:t>
+      </w:r>
+    </w:p>
+    <w:p>
+      <w:pPr>
+        <w:pStyle w:val="ListParagraph"/>
+        <w:numPr>
+          <w:ilvl w:val="2"/>
+          <w:numId w:val="2"/>
+        </w:numPr>
+      </w:pPr>
+      <w:r>
+        <w:t>Light</w:t>
+      </w:r>
+      <w:r>
+        <w:t>ing</w:t>
+      </w:r>
+    </w:p>
+    <w:p>
+      <w:pPr>
+        <w:pStyle w:val="ListParagraph"/>
+        <w:numPr>
+          <w:ilvl w:val="2"/>
+          <w:numId w:val="2"/>
+        </w:numPr>
+      </w:pPr>
+      <w:r>
+        <w:t>HUD</w:t>
+      </w:r>
+    </w:p>
+    <w:p>
+      <w:pPr>
+        <w:pStyle w:val="ListParagraph"/>
+        <w:numPr>
+          <w:ilvl w:val="2"/>
+          <w:numId w:val="2"/>
+        </w:numPr>
+      </w:pPr>
+      <w:r>
+        <w:t>NPC</w:t>
+      </w:r>
+      <w:r>
+        <w:t>s</w:t>
+      </w:r>
+    </w:p>
+    <w:p>
+      <w:pPr>
+        <w:pStyle w:val="ListParagraph"/>
+        <w:numPr>
+          <w:ilvl w:val="2"/>
+          <w:numId w:val="2"/>
+        </w:numPr>
+      </w:pPr>
+      <w:r>
+        <w:t>Sound</w:t>
+      </w:r>
+    </w:p>
+    <w:p>
+      <w:pPr>
+        <w:pStyle w:val="ListParagraph"/>
+        <w:numPr>
+          <w:ilvl w:val="0"/>
+          <w:numId w:val="2"/>
+        </w:numPr>
+        <w:rPr>
+          <w:b/>
+          <w:bCs/>
+        </w:rPr>
+      </w:pPr>
+      <w:r>
+        <w:rPr>
+          <w:b/>
+          <w:bCs/>
+        </w:rPr>
+        <w:t xml:space="preserve"> a list of assets that you created yourself (models, textures, heightmap, etc.), and items obtained that were distributed in CSc-155 or CSc-165 </w:t>
+      </w:r>
+    </w:p>
+    <w:p>
+      <w:pPr>
+        <w:pStyle w:val="ListParagraph"/>
+        <w:numPr>
+          <w:ilvl w:val="2"/>
+          <w:numId w:val="2"/>
+        </w:numPr>
+      </w:pPr>
+      <w:r>
+        <w:t>animation</w:t>
       </w:r>
     </w:p>
     <w:p>
@@ -131,7 +1521,7 @@
         </w:numPr>
       </w:pPr>
       <w:r>
-        <w:t>W/S – move forward/backward</w:t>
+        <w:t>attack.rka</w:t>
       </w:r>
     </w:p>
     <w:p>
@@ -143,7 +1533,7 @@
         </w:numPr>
       </w:pPr>
       <w:r>
-        <w:t>A/D – move left/right</w:t>
+        <w:t>enemy.rkm</w:t>
       </w:r>
     </w:p>
     <w:p>
@@ -155,7 +1545,7 @@
         </w:numPr>
       </w:pPr>
       <w:r>
-        <w:t xml:space="preserve">E – take </w:t>
+        <w:t>enemy.rk</w:t>
       </w:r>
     </w:p>
     <w:p>
@@ -167,7 +1557,7 @@
         </w:numPr>
       </w:pPr>
       <w:r>
-        <w:t>Space – jump</w:t>
+        <w:t>idle.rka</w:t>
       </w:r>
     </w:p>
     <w:p>
@@ -177,15 +1567,29 @@
           <w:ilvl w:val="3"/>
           <w:numId w:val="2"/>
         </w:numPr>
-        <w:rPr>
-          <w:highlight w:val="yellow"/>
-        </w:rPr>
-      </w:pPr>
-      <w:r>
-        <w:rPr>
-          <w:highlight w:val="yellow"/>
-        </w:rPr>
-        <w:t xml:space="preserve">F – push </w:t>
+      </w:pPr>
+      <w:r>
+        <w:t>walk.rka</w:t>
+      </w:r>
+    </w:p>
+    <w:p>
+      <w:pPr>
+        <w:pStyle w:val="ListParagraph"/>
+        <w:numPr>
+          <w:ilvl w:val="2"/>
+          <w:numId w:val="2"/>
+        </w:numPr>
+        <w:rPr>
+          <w:b/>
+          <w:bCs/>
+        </w:rPr>
+      </w:pPr>
+      <w:r>
+        <w:rPr>
+          <w:b/>
+          <w:bCs/>
+        </w:rPr>
+        <w:t>model</w:t>
       </w:r>
     </w:p>
     <w:p>
@@ -197,7 +1601,27 @@
         </w:numPr>
       </w:pPr>
       <w:r>
-        <w:t>R – on/off flashlight</w:t>
+        <w:t>enemy.obj</w:t>
+      </w:r>
+    </w:p>
+    <w:p>
+      <w:pPr>
+        <w:pStyle w:val="ListParagraph"/>
+        <w:numPr>
+          <w:ilvl w:val="2"/>
+          <w:numId w:val="2"/>
+        </w:numPr>
+        <w:rPr>
+          <w:b/>
+          <w:bCs/>
+        </w:rPr>
+      </w:pPr>
+      <w:r>
+        <w:rPr>
+          <w:b/>
+          <w:bCs/>
+        </w:rPr>
+        <w:t>textures</w:t>
       </w:r>
     </w:p>
     <w:p>
@@ -209,1170 +1633,74 @@
         </w:numPr>
       </w:pPr>
       <w:r>
-        <w:t>Z – camera zoom in</w:t>
-      </w:r>
-    </w:p>
-    <w:p>
-      <w:pPr>
-        <w:pStyle w:val="ListParagraph"/>
-        <w:numPr>
-          <w:ilvl w:val="3"/>
-          <w:numId w:val="2"/>
-        </w:numPr>
-      </w:pPr>
-      <w:r>
-        <w:t>X – camera zoom out</w:t>
-      </w:r>
-    </w:p>
-    <w:p>
-      <w:pPr>
-        <w:pStyle w:val="ListParagraph"/>
-        <w:numPr>
-          <w:ilvl w:val="3"/>
-          <w:numId w:val="2"/>
-        </w:numPr>
-      </w:pPr>
-      <w:r>
-        <w:t>C – camera left</w:t>
-      </w:r>
-    </w:p>
-    <w:p>
-      <w:pPr>
-        <w:pStyle w:val="ListParagraph"/>
-        <w:numPr>
-          <w:ilvl w:val="3"/>
-          <w:numId w:val="2"/>
-        </w:numPr>
-      </w:pPr>
-      <w:r>
-        <w:t>V – camera right</w:t>
-      </w:r>
-    </w:p>
-    <w:p>
-      <w:pPr>
-        <w:pStyle w:val="ListParagraph"/>
-        <w:numPr>
-          <w:ilvl w:val="3"/>
-          <w:numId w:val="2"/>
-        </w:numPr>
-      </w:pPr>
-      <w:r>
-        <w:t>B – camera down</w:t>
-      </w:r>
-    </w:p>
-    <w:p>
-      <w:pPr>
-        <w:pStyle w:val="ListParagraph"/>
-        <w:numPr>
-          <w:ilvl w:val="3"/>
-          <w:numId w:val="2"/>
-        </w:numPr>
-      </w:pPr>
-      <w:r>
-        <w:t>G – camera up</w:t>
-      </w:r>
-    </w:p>
-    <w:p>
-      <w:pPr>
-        <w:pStyle w:val="ListParagraph"/>
-        <w:numPr>
-          <w:ilvl w:val="3"/>
-          <w:numId w:val="2"/>
-        </w:numPr>
-      </w:pPr>
-      <w:r>
-        <w:t>O – enable rendering terrian</w:t>
-      </w:r>
-    </w:p>
-    <w:p>
-      <w:pPr>
-        <w:pStyle w:val="ListParagraph"/>
-        <w:numPr>
-          <w:ilvl w:val="3"/>
-          <w:numId w:val="2"/>
-        </w:numPr>
-      </w:pPr>
-      <w:r>
-        <w:t>P – disable rendering terrian</w:t>
-      </w:r>
-    </w:p>
-    <w:p>
-      <w:pPr>
-        <w:pStyle w:val="ListParagraph"/>
-        <w:numPr>
-          <w:ilvl w:val="2"/>
-          <w:numId w:val="2"/>
-        </w:numPr>
-      </w:pPr>
-      <w:r>
-        <w:t>PlayStation gamepad:</w:t>
-      </w:r>
-    </w:p>
-    <w:p>
-      <w:pPr>
-        <w:pStyle w:val="ListParagraph"/>
-        <w:numPr>
-          <w:ilvl w:val="3"/>
-          <w:numId w:val="2"/>
-        </w:numPr>
-      </w:pPr>
-      <w:r>
-        <w:t>RX --</w:t>
+        <w:t>enemyUV</w:t>
+      </w:r>
+      <w:r>
+        <w:t>.jpg</w:t>
+      </w:r>
+    </w:p>
+    <w:p>
+      <w:pPr>
+        <w:pStyle w:val="ListParagraph"/>
+        <w:numPr>
+          <w:ilvl w:val="0"/>
+          <w:numId w:val="2"/>
+        </w:numPr>
+        <w:rPr>
+          <w:b/>
+          <w:bCs/>
+        </w:rPr>
+      </w:pPr>
+      <w:r>
+        <w:rPr>
+          <w:b/>
+          <w:bCs/>
+        </w:rPr>
+        <w:t>Source and evidence of permission for any item (models, textures, etc.)</w:t>
+      </w:r>
+      <w:r>
+        <w:rPr>
+          <w:b/>
+          <w:bCs/>
+        </w:rPr>
+        <w:br/>
+      </w:r>
+      <w:r>
+        <w:rPr>
+          <w:b/>
+          <w:bCs/>
+        </w:rPr>
+        <w:t>Sources</w:t>
+      </w:r>
+      <w:r>
+        <w:rPr>
+          <w:b/>
+          <w:bCs/>
+        </w:rPr>
+        <w:t xml:space="preserve">: </w:t>
+      </w:r>
+    </w:p>
+    <w:p>
+      <w:pPr>
+        <w:pStyle w:val="ListParagraph"/>
+        <w:numPr>
+          <w:ilvl w:val="1"/>
+          <w:numId w:val="2"/>
+        </w:numPr>
+      </w:pPr>
+      <w:r>
+        <w:t>skybox</w:t>
+      </w:r>
+      <w:r>
+        <w:t xml:space="preserve"> (galaxy)</w:t>
+      </w:r>
+      <w:r>
+        <w:t>:</w:t>
       </w:r>
       <w:r>
         <w:t xml:space="preserve"> </w:t>
       </w:r>
-      <w:r>
-        <w:t>Azimuth</w:t>
-      </w:r>
-      <w:r>
-        <w:t xml:space="preserve"> </w:t>
-      </w:r>
-      <w:r>
-        <w:t>Action</w:t>
-      </w:r>
-    </w:p>
-    <w:p>
-      <w:pPr>
-        <w:pStyle w:val="ListParagraph"/>
-        <w:numPr>
-          <w:ilvl w:val="3"/>
-          <w:numId w:val="2"/>
-        </w:numPr>
-      </w:pPr>
-      <w:r>
-        <w:t>RY</w:t>
-      </w:r>
-      <w:r>
-        <w:t xml:space="preserve"> --</w:t>
-      </w:r>
-      <w:r>
-        <w:t xml:space="preserve"> </w:t>
-      </w:r>
-      <w:r>
-        <w:t>Elevation</w:t>
-      </w:r>
-      <w:r>
-        <w:t xml:space="preserve"> </w:t>
-      </w:r>
-      <w:r>
-        <w:t>Action</w:t>
-      </w:r>
-      <w:r>
-        <w:t xml:space="preserve"> </w:t>
-      </w:r>
-    </w:p>
-    <w:p>
-      <w:pPr>
-        <w:pStyle w:val="ListParagraph"/>
-        <w:numPr>
-          <w:ilvl w:val="3"/>
-          <w:numId w:val="2"/>
-        </w:numPr>
-      </w:pPr>
-      <w:r>
-        <w:t>Z</w:t>
-      </w:r>
-      <w:r>
-        <w:t xml:space="preserve"> -- </w:t>
-      </w:r>
-      <w:r>
-        <w:t>Radius</w:t>
-      </w:r>
-      <w:r>
-        <w:t xml:space="preserve"> </w:t>
-      </w:r>
-      <w:r>
-        <w:t>Action</w:t>
-      </w:r>
-    </w:p>
-    <w:p>
-      <w:pPr>
-        <w:pStyle w:val="ListParagraph"/>
-        <w:numPr>
-          <w:ilvl w:val="3"/>
-          <w:numId w:val="2"/>
-        </w:numPr>
-      </w:pPr>
-      <w:r>
-        <w:t xml:space="preserve">B0 – Take </w:t>
-      </w:r>
-    </w:p>
-    <w:p>
-      <w:pPr>
-        <w:pStyle w:val="ListParagraph"/>
-        <w:numPr>
-          <w:ilvl w:val="3"/>
-          <w:numId w:val="2"/>
-        </w:numPr>
-      </w:pPr>
-      <w:r>
-        <w:t>B1 – jump</w:t>
-      </w:r>
-    </w:p>
-    <w:p>
-      <w:pPr>
-        <w:pStyle w:val="ListParagraph"/>
-        <w:numPr>
-          <w:ilvl w:val="3"/>
-          <w:numId w:val="2"/>
-        </w:numPr>
-        <w:rPr>
-          <w:highlight w:val="yellow"/>
-        </w:rPr>
-      </w:pPr>
-      <w:r>
-        <w:rPr>
-          <w:highlight w:val="yellow"/>
-        </w:rPr>
-        <w:t>B2 – Push</w:t>
-      </w:r>
-    </w:p>
-    <w:p>
-      <w:pPr>
-        <w:pStyle w:val="ListParagraph"/>
-        <w:numPr>
-          <w:ilvl w:val="3"/>
-          <w:numId w:val="2"/>
-        </w:numPr>
-      </w:pPr>
-      <w:r>
-        <w:t>B3 – on/off flashlight</w:t>
-      </w:r>
-    </w:p>
-    <w:p>
-      <w:pPr>
-        <w:pStyle w:val="ListParagraph"/>
-        <w:numPr>
-          <w:ilvl w:val="0"/>
-          <w:numId w:val="2"/>
-        </w:numPr>
-        <w:rPr>
-          <w:highlight w:val="yellow"/>
-        </w:rPr>
-      </w:pPr>
-      <w:r>
-        <w:rPr>
-          <w:highlight w:val="yellow"/>
-        </w:rPr>
-        <w:t xml:space="preserve">6. a description of the lighting used in your game, including any lights that turn on/off </w:t>
-      </w:r>
-    </w:p>
-    <w:p>
-      <w:pPr>
-        <w:pStyle w:val="ListParagraph"/>
-        <w:numPr>
-          <w:ilvl w:val="1"/>
-          <w:numId w:val="2"/>
-        </w:numPr>
-        <w:rPr>
-          <w:highlight w:val="yellow"/>
-        </w:rPr>
-      </w:pPr>
-      <w:r>
-        <w:rPr>
-          <w:highlight w:val="yellow"/>
-        </w:rPr>
-        <w:lastRenderedPageBreak/>
-        <w:t>spotlight on/off – player’s flashlight</w:t>
-      </w:r>
-    </w:p>
-    <w:p>
-      <w:pPr>
-        <w:pStyle w:val="ListParagraph"/>
-        <w:numPr>
-          <w:ilvl w:val="1"/>
-          <w:numId w:val="2"/>
-        </w:numPr>
-        <w:rPr>
-          <w:highlight w:val="yellow"/>
-        </w:rPr>
-      </w:pPr>
-      <w:r>
-        <w:rPr>
-          <w:highlight w:val="yellow"/>
-        </w:rPr>
-        <w:t>Red positional light – key’s light</w:t>
-      </w:r>
-    </w:p>
-    <w:p>
-      <w:pPr>
-        <w:pStyle w:val="ListParagraph"/>
-        <w:numPr>
-          <w:ilvl w:val="1"/>
-          <w:numId w:val="2"/>
-        </w:numPr>
-        <w:rPr>
-          <w:highlight w:val="yellow"/>
-        </w:rPr>
-      </w:pPr>
-      <w:r>
-        <w:rPr>
-          <w:highlight w:val="yellow"/>
-        </w:rPr>
-        <w:t>Green positional light – player’s light</w:t>
-      </w:r>
-    </w:p>
-    <w:p>
-      <w:pPr>
-        <w:pStyle w:val="ListParagraph"/>
-        <w:numPr>
-          <w:ilvl w:val="1"/>
-          <w:numId w:val="2"/>
-        </w:numPr>
-        <w:rPr>
-          <w:highlight w:val="yellow"/>
-        </w:rPr>
-      </w:pPr>
-      <w:r>
-        <w:rPr>
-          <w:highlight w:val="yellow"/>
-        </w:rPr>
-        <w:t>spotlight – spaceship light</w:t>
-      </w:r>
-    </w:p>
-    <w:p>
-      <w:pPr>
-        <w:pStyle w:val="ListParagraph"/>
-        <w:numPr>
-          <w:ilvl w:val="0"/>
-          <w:numId w:val="2"/>
-        </w:numPr>
-        <w:rPr>
-          <w:highlight w:val="yellow"/>
-        </w:rPr>
-      </w:pPr>
-      <w:r>
-        <w:rPr>
-          <w:highlight w:val="yellow"/>
-        </w:rPr>
-        <w:t xml:space="preserve">7. a brief summary of any changes (or none) that you made to the network protocol </w:t>
-      </w:r>
-    </w:p>
-    <w:p>
-      <w:pPr>
-        <w:pStyle w:val="ListParagraph"/>
-        <w:numPr>
-          <w:ilvl w:val="0"/>
-          <w:numId w:val="2"/>
-        </w:numPr>
-        <w:rPr>
-          <w:highlight w:val="yellow"/>
-        </w:rPr>
-      </w:pPr>
-      <w:r>
-        <w:rPr>
-          <w:highlight w:val="yellow"/>
-        </w:rPr>
-        <w:t xml:space="preserve">8. a list of changes and additions that you made to TAGE </w:t>
-      </w:r>
-    </w:p>
-    <w:p>
-      <w:pPr>
-        <w:pStyle w:val="ListParagraph"/>
-        <w:numPr>
-          <w:ilvl w:val="1"/>
-          <w:numId w:val="2"/>
-        </w:numPr>
-      </w:pPr>
-      <w:r>
-        <w:t>CameraOrbit3D</w:t>
-      </w:r>
-    </w:p>
-    <w:p>
-      <w:pPr>
-        <w:pStyle w:val="ListParagraph"/>
-        <w:numPr>
-          <w:ilvl w:val="1"/>
-          <w:numId w:val="2"/>
-        </w:numPr>
-      </w:pPr>
-      <w:r>
-        <w:t>GameObject</w:t>
-      </w:r>
-      <w:r>
-        <w:t xml:space="preserve"> – yaw </w:t>
-      </w:r>
-    </w:p>
-    <w:p>
-      <w:pPr>
-        <w:pStyle w:val="ListParagraph"/>
-        <w:numPr>
-          <w:ilvl w:val="0"/>
-          <w:numId w:val="2"/>
-        </w:numPr>
-        <w:rPr>
-          <w:highlight w:val="yellow"/>
-        </w:rPr>
-      </w:pPr>
-      <w:r>
-        <w:rPr>
-          <w:highlight w:val="yellow"/>
-        </w:rPr>
-        <w:t xml:space="preserve">9. a statement indicating the (1) genre, (2) theme, (3) dimensionality, and (4) activities utilized in your game (see week 1 notes -- chapter 00 -- for examples) </w:t>
-      </w:r>
-    </w:p>
-    <w:p>
-      <w:pPr>
-        <w:pStyle w:val="ListParagraph"/>
-        <w:numPr>
-          <w:ilvl w:val="1"/>
-          <w:numId w:val="2"/>
-        </w:numPr>
-        <w:rPr>
-          <w:highlight w:val="yellow"/>
-        </w:rPr>
-      </w:pPr>
-      <w:r>
-        <w:rPr>
-          <w:highlight w:val="yellow"/>
-        </w:rPr>
-        <w:t>genre</w:t>
-      </w:r>
-      <w:r>
-        <w:rPr>
-          <w:highlight w:val="yellow"/>
-        </w:rPr>
-        <w:t xml:space="preserve"> </w:t>
-      </w:r>
-      <w:r>
-        <w:rPr>
-          <w:highlight w:val="yellow"/>
-        </w:rPr>
-        <w:t xml:space="preserve">– </w:t>
-      </w:r>
-      <w:r>
-        <w:rPr>
-          <w:highlight w:val="yellow"/>
-        </w:rPr>
-        <w:t>adventure</w:t>
-      </w:r>
-    </w:p>
-    <w:p>
-      <w:pPr>
-        <w:pStyle w:val="ListParagraph"/>
-        <w:numPr>
-          <w:ilvl w:val="1"/>
-          <w:numId w:val="2"/>
-        </w:numPr>
-        <w:rPr>
-          <w:highlight w:val="yellow"/>
-        </w:rPr>
-      </w:pPr>
-      <w:r>
-        <w:rPr>
-          <w:highlight w:val="yellow"/>
-        </w:rPr>
-        <w:t>theme</w:t>
-      </w:r>
-      <w:r>
-        <w:rPr>
-          <w:highlight w:val="yellow"/>
-        </w:rPr>
-        <w:t xml:space="preserve"> </w:t>
-      </w:r>
-      <w:r>
-        <w:rPr>
-          <w:highlight w:val="yellow"/>
-        </w:rPr>
-        <w:t xml:space="preserve">– </w:t>
-      </w:r>
-      <w:r>
-        <w:rPr>
-          <w:highlight w:val="yellow"/>
-        </w:rPr>
-        <w:t>sci-fi planet escape</w:t>
-      </w:r>
-      <w:r>
-        <w:rPr>
-          <w:highlight w:val="yellow"/>
-        </w:rPr>
-        <w:t xml:space="preserve"> </w:t>
-      </w:r>
-    </w:p>
-    <w:p>
-      <w:pPr>
-        <w:pStyle w:val="ListParagraph"/>
-        <w:numPr>
-          <w:ilvl w:val="1"/>
-          <w:numId w:val="2"/>
-        </w:numPr>
-        <w:rPr>
-          <w:highlight w:val="yellow"/>
-        </w:rPr>
-      </w:pPr>
-      <w:r>
-        <w:rPr>
-          <w:highlight w:val="yellow"/>
-        </w:rPr>
-        <w:t>dimensionality</w:t>
-      </w:r>
-      <w:r>
-        <w:rPr>
-          <w:highlight w:val="yellow"/>
-        </w:rPr>
-        <w:t xml:space="preserve"> </w:t>
-      </w:r>
-      <w:r>
-        <w:rPr>
-          <w:highlight w:val="yellow"/>
-        </w:rPr>
-        <w:t xml:space="preserve">– </w:t>
-      </w:r>
-      <w:r>
-        <w:rPr>
-          <w:highlight w:val="yellow"/>
-        </w:rPr>
-        <w:t>3D</w:t>
-      </w:r>
-    </w:p>
-    <w:p>
-      <w:pPr>
-        <w:pStyle w:val="ListParagraph"/>
-        <w:numPr>
-          <w:ilvl w:val="1"/>
-          <w:numId w:val="2"/>
-        </w:numPr>
-        <w:rPr>
-          <w:highlight w:val="yellow"/>
-        </w:rPr>
-      </w:pPr>
-      <w:r>
-        <w:rPr>
-          <w:highlight w:val="yellow"/>
-        </w:rPr>
-        <w:t>Activity</w:t>
-      </w:r>
-    </w:p>
-    <w:p>
-      <w:pPr>
-        <w:pStyle w:val="ListParagraph"/>
-        <w:numPr>
-          <w:ilvl w:val="2"/>
-          <w:numId w:val="2"/>
-        </w:numPr>
-        <w:rPr>
-          <w:highlight w:val="yellow"/>
-        </w:rPr>
-      </w:pPr>
-      <w:r>
-        <w:rPr>
-          <w:highlight w:val="yellow"/>
-        </w:rPr>
-        <w:t>Exploration</w:t>
-      </w:r>
-      <w:r>
-        <w:rPr>
-          <w:highlight w:val="yellow"/>
-        </w:rPr>
-        <w:t xml:space="preserve"> </w:t>
-      </w:r>
-      <w:r>
-        <w:rPr>
-          <w:highlight w:val="yellow"/>
-        </w:rPr>
-        <w:t xml:space="preserve">– </w:t>
-      </w:r>
-      <w:r>
-        <w:rPr>
-          <w:highlight w:val="yellow"/>
-        </w:rPr>
-        <w:t>Player moves around the planet to find the key and spaceship.</w:t>
-      </w:r>
-    </w:p>
-    <w:p>
-      <w:pPr>
-        <w:pStyle w:val="ListParagraph"/>
-        <w:numPr>
-          <w:ilvl w:val="2"/>
-          <w:numId w:val="2"/>
-        </w:numPr>
-        <w:rPr>
-          <w:highlight w:val="yellow"/>
-        </w:rPr>
-      </w:pPr>
-      <w:r>
-        <w:rPr>
-          <w:highlight w:val="yellow"/>
-        </w:rPr>
-        <w:t>Collection</w:t>
-      </w:r>
-      <w:r>
-        <w:rPr>
-          <w:highlight w:val="yellow"/>
-        </w:rPr>
-        <w:t xml:space="preserve"> </w:t>
-      </w:r>
-      <w:r>
-        <w:rPr>
-          <w:highlight w:val="yellow"/>
-        </w:rPr>
-        <w:t xml:space="preserve">– </w:t>
-      </w:r>
-      <w:r>
-        <w:rPr>
-          <w:highlight w:val="yellow"/>
-        </w:rPr>
-        <w:t>Player collects the key needed to activate the spaceship.</w:t>
-      </w:r>
-    </w:p>
-    <w:p>
-      <w:pPr>
-        <w:pStyle w:val="ListParagraph"/>
-        <w:numPr>
-          <w:ilvl w:val="2"/>
-          <w:numId w:val="2"/>
-        </w:numPr>
-        <w:rPr>
-          <w:highlight w:val="yellow"/>
-        </w:rPr>
-      </w:pPr>
-      <w:r>
-        <w:rPr>
-          <w:highlight w:val="yellow"/>
-        </w:rPr>
-        <w:t>Enemy avoidance</w:t>
-      </w:r>
-      <w:r>
-        <w:rPr>
-          <w:highlight w:val="yellow"/>
-        </w:rPr>
-        <w:t xml:space="preserve"> </w:t>
-      </w:r>
-      <w:r>
-        <w:rPr>
-          <w:highlight w:val="yellow"/>
-        </w:rPr>
-        <w:t xml:space="preserve">– </w:t>
-      </w:r>
-      <w:r>
-        <w:rPr>
-          <w:highlight w:val="yellow"/>
-        </w:rPr>
-        <w:t xml:space="preserve">Player </w:t>
-      </w:r>
-      <w:r>
-        <w:rPr>
-          <w:highlight w:val="yellow"/>
-        </w:rPr>
-        <w:t xml:space="preserve">should </w:t>
-      </w:r>
-      <w:r>
-        <w:rPr>
-          <w:highlight w:val="yellow"/>
-        </w:rPr>
-        <w:t xml:space="preserve">avoid enemies that chase </w:t>
-      </w:r>
-      <w:r>
-        <w:rPr>
-          <w:highlight w:val="yellow"/>
-        </w:rPr>
-        <w:t>and attack</w:t>
-      </w:r>
-      <w:r>
-        <w:rPr>
-          <w:highlight w:val="yellow"/>
-        </w:rPr>
-        <w:t>.</w:t>
-      </w:r>
-    </w:p>
-    <w:p>
-      <w:pPr>
-        <w:pStyle w:val="ListParagraph"/>
-        <w:numPr>
-          <w:ilvl w:val="2"/>
-          <w:numId w:val="2"/>
-        </w:numPr>
-        <w:rPr>
-          <w:highlight w:val="yellow"/>
-        </w:rPr>
-      </w:pPr>
-      <w:r>
-        <w:rPr>
-          <w:highlight w:val="yellow"/>
-        </w:rPr>
-        <w:t>Goal</w:t>
-      </w:r>
-      <w:r>
-        <w:rPr>
-          <w:highlight w:val="yellow"/>
-        </w:rPr>
-        <w:t xml:space="preserve"> </w:t>
-      </w:r>
-      <w:r>
-        <w:rPr>
-          <w:highlight w:val="yellow"/>
-        </w:rPr>
-        <w:t xml:space="preserve">– </w:t>
-      </w:r>
-      <w:r>
-        <w:rPr>
-          <w:highlight w:val="yellow"/>
-        </w:rPr>
-        <w:t>Player wins by reaching the spaceship with the key and escaping.</w:t>
-      </w:r>
-    </w:p>
-    <w:p>
-      <w:pPr>
-        <w:pStyle w:val="ListParagraph"/>
-        <w:numPr>
-          <w:ilvl w:val="0"/>
-          <w:numId w:val="2"/>
-        </w:numPr>
-        <w:rPr>
-          <w:highlight w:val="yellow"/>
-        </w:rPr>
-      </w:pPr>
-      <w:r>
-        <w:rPr>
-          <w:highlight w:val="yellow"/>
-        </w:rPr>
-        <w:t xml:space="preserve">10. an explanation of where (in the game, not the code) each project requirement is visible </w:t>
-      </w:r>
-    </w:p>
-    <w:p>
-      <w:pPr>
-        <w:pStyle w:val="ListParagraph"/>
-        <w:numPr>
-          <w:ilvl w:val="0"/>
-          <w:numId w:val="2"/>
-        </w:numPr>
-        <w:rPr>
-          <w:highlight w:val="yellow"/>
-        </w:rPr>
-      </w:pPr>
-      <w:r>
-        <w:rPr>
-          <w:highlight w:val="yellow"/>
-        </w:rPr>
-        <w:t xml:space="preserve">11. a list of the requirements that you weren’t able to get working </w:t>
-      </w:r>
-    </w:p>
-    <w:p>
-      <w:pPr>
-        <w:pStyle w:val="ListParagraph"/>
-        <w:numPr>
-          <w:ilvl w:val="0"/>
-          <w:numId w:val="2"/>
-        </w:numPr>
-        <w:rPr>
-          <w:highlight w:val="yellow"/>
-        </w:rPr>
-      </w:pPr>
-      <w:r>
-        <w:rPr>
-          <w:highlight w:val="yellow"/>
-        </w:rPr>
-        <w:t xml:space="preserve">12. any technique you used in your game that goes beyond the requirements </w:t>
-      </w:r>
-    </w:p>
-    <w:p>
-      <w:pPr>
-        <w:pStyle w:val="ListParagraph"/>
-        <w:numPr>
-          <w:ilvl w:val="0"/>
-          <w:numId w:val="2"/>
-        </w:numPr>
-      </w:pPr>
-      <w:r>
-        <w:t>contributions</w:t>
-      </w:r>
-      <w:r>
-        <w:t>:</w:t>
-      </w:r>
-    </w:p>
-    <w:p>
-      <w:pPr>
-        <w:pStyle w:val="ListParagraph"/>
-        <w:numPr>
-          <w:ilvl w:val="1"/>
-          <w:numId w:val="2"/>
-        </w:numPr>
-      </w:pPr>
-      <w:r>
-        <w:t>Chik:</w:t>
-      </w:r>
-    </w:p>
-    <w:p>
-      <w:pPr>
-        <w:pStyle w:val="ListParagraph"/>
-        <w:numPr>
-          <w:ilvl w:val="2"/>
-          <w:numId w:val="2"/>
-        </w:numPr>
-      </w:pPr>
-      <w:r>
-        <w:t>Skybox and Terrain</w:t>
-      </w:r>
-    </w:p>
-    <w:p>
-      <w:pPr>
-        <w:pStyle w:val="ListParagraph"/>
-        <w:numPr>
-          <w:ilvl w:val="2"/>
-          <w:numId w:val="2"/>
-        </w:numPr>
-      </w:pPr>
-      <w:r>
-        <w:t>Hierarchical SceneGraph</w:t>
-      </w:r>
-    </w:p>
-    <w:p>
-      <w:pPr>
-        <w:pStyle w:val="ListParagraph"/>
-        <w:numPr>
-          <w:ilvl w:val="2"/>
-          <w:numId w:val="2"/>
-        </w:numPr>
-      </w:pPr>
-      <w:r>
-        <w:t>Light</w:t>
-      </w:r>
-    </w:p>
-    <w:p>
-      <w:pPr>
-        <w:pStyle w:val="ListParagraph"/>
-        <w:numPr>
-          <w:ilvl w:val="2"/>
-          <w:numId w:val="2"/>
-        </w:numPr>
-      </w:pPr>
-      <w:r>
-        <w:t>HUD</w:t>
-      </w:r>
-    </w:p>
-    <w:p>
-      <w:pPr>
-        <w:pStyle w:val="ListParagraph"/>
-        <w:numPr>
-          <w:ilvl w:val="2"/>
-          <w:numId w:val="2"/>
-        </w:numPr>
-      </w:pPr>
-      <w:r>
-        <w:t>Animation</w:t>
-      </w:r>
-    </w:p>
-    <w:p>
-      <w:pPr>
-        <w:pStyle w:val="ListParagraph"/>
-        <w:numPr>
-          <w:ilvl w:val="2"/>
-          <w:numId w:val="2"/>
-        </w:numPr>
-      </w:pPr>
-      <w:r>
-        <w:lastRenderedPageBreak/>
-        <w:t>NPC</w:t>
-      </w:r>
-    </w:p>
-    <w:p>
-      <w:pPr>
-        <w:pStyle w:val="ListParagraph"/>
-        <w:numPr>
-          <w:ilvl w:val="2"/>
-          <w:numId w:val="2"/>
-        </w:numPr>
-      </w:pPr>
-      <w:r>
-        <w:t>enemy model</w:t>
-      </w:r>
-    </w:p>
-    <w:p>
-      <w:pPr>
-        <w:pStyle w:val="ListParagraph"/>
-        <w:numPr>
-          <w:ilvl w:val="1"/>
-          <w:numId w:val="2"/>
-        </w:numPr>
-      </w:pPr>
-      <w:r>
-        <w:t>Anderson</w:t>
-      </w:r>
-    </w:p>
-    <w:p>
-      <w:pPr>
-        <w:pStyle w:val="ListParagraph"/>
-        <w:numPr>
-          <w:ilvl w:val="2"/>
-          <w:numId w:val="2"/>
-        </w:numPr>
-      </w:pPr>
-      <w:r>
-        <w:t>Network</w:t>
-      </w:r>
-    </w:p>
-    <w:p>
-      <w:pPr>
-        <w:pStyle w:val="ListParagraph"/>
-        <w:numPr>
-          <w:ilvl w:val="2"/>
-          <w:numId w:val="2"/>
-        </w:numPr>
-      </w:pPr>
-      <w:r>
-        <w:t>Physics</w:t>
-      </w:r>
-    </w:p>
-    <w:p>
-      <w:pPr>
-        <w:pStyle w:val="ListParagraph"/>
-        <w:numPr>
-          <w:ilvl w:val="2"/>
-          <w:numId w:val="2"/>
-        </w:numPr>
-      </w:pPr>
-      <w:r>
-        <w:t>Light</w:t>
-      </w:r>
-    </w:p>
-    <w:p>
-      <w:pPr>
-        <w:pStyle w:val="ListParagraph"/>
-        <w:numPr>
-          <w:ilvl w:val="2"/>
-          <w:numId w:val="2"/>
-        </w:numPr>
-      </w:pPr>
-      <w:r>
-        <w:t>HUD</w:t>
-      </w:r>
-    </w:p>
-    <w:p>
-      <w:pPr>
-        <w:pStyle w:val="ListParagraph"/>
-        <w:numPr>
-          <w:ilvl w:val="2"/>
-          <w:numId w:val="2"/>
-        </w:numPr>
-      </w:pPr>
-      <w:r>
-        <w:t>NPC</w:t>
-      </w:r>
-    </w:p>
-    <w:p>
-      <w:pPr>
-        <w:pStyle w:val="ListParagraph"/>
-        <w:numPr>
-          <w:ilvl w:val="2"/>
-          <w:numId w:val="2"/>
-        </w:numPr>
-        <w:rPr>
-          <w:highlight w:val="yellow"/>
-        </w:rPr>
-      </w:pPr>
-      <w:r>
-        <w:rPr>
-          <w:highlight w:val="yellow"/>
-        </w:rPr>
-        <w:t>player model</w:t>
-      </w:r>
-    </w:p>
-    <w:p>
-      <w:pPr>
-        <w:pStyle w:val="ListParagraph"/>
-        <w:numPr>
-          <w:ilvl w:val="0"/>
-          <w:numId w:val="2"/>
-        </w:numPr>
-        <w:rPr>
-          <w:highlight w:val="yellow"/>
-        </w:rPr>
-      </w:pPr>
-      <w:r>
-        <w:rPr>
-          <w:highlight w:val="yellow"/>
-        </w:rPr>
-        <w:t xml:space="preserve">14. a list of assets that you created yourself (models, textures, heightmap, etc.), and items obtained that were distributed in CSc-155 or CSc-165 </w:t>
-      </w:r>
-    </w:p>
-    <w:p>
-      <w:pPr>
-        <w:pStyle w:val="ListParagraph"/>
-        <w:numPr>
-          <w:ilvl w:val="2"/>
-          <w:numId w:val="2"/>
-        </w:numPr>
-      </w:pPr>
-      <w:r>
-        <w:t>animation</w:t>
-      </w:r>
-    </w:p>
-    <w:p>
-      <w:pPr>
-        <w:pStyle w:val="ListParagraph"/>
-        <w:numPr>
-          <w:ilvl w:val="3"/>
-          <w:numId w:val="2"/>
-        </w:numPr>
-      </w:pPr>
-      <w:r>
-        <w:t>attack.rka</w:t>
-      </w:r>
-    </w:p>
-    <w:p>
-      <w:pPr>
-        <w:pStyle w:val="ListParagraph"/>
-        <w:numPr>
-          <w:ilvl w:val="3"/>
-          <w:numId w:val="2"/>
-        </w:numPr>
-      </w:pPr>
-      <w:r>
-        <w:t>enemy.rkm</w:t>
-      </w:r>
-    </w:p>
-    <w:p>
-      <w:pPr>
-        <w:pStyle w:val="ListParagraph"/>
-        <w:numPr>
-          <w:ilvl w:val="3"/>
-          <w:numId w:val="2"/>
-        </w:numPr>
-      </w:pPr>
-      <w:r>
-        <w:t>enemy.rk</w:t>
-      </w:r>
-    </w:p>
-    <w:p>
-      <w:pPr>
-        <w:pStyle w:val="ListParagraph"/>
-        <w:numPr>
-          <w:ilvl w:val="3"/>
-          <w:numId w:val="2"/>
-        </w:numPr>
-      </w:pPr>
-      <w:r>
-        <w:t>idle.rka</w:t>
-      </w:r>
-    </w:p>
-    <w:p>
-      <w:pPr>
-        <w:pStyle w:val="ListParagraph"/>
-        <w:numPr>
-          <w:ilvl w:val="3"/>
-          <w:numId w:val="2"/>
-        </w:numPr>
-      </w:pPr>
-      <w:r>
-        <w:t>walk.rka</w:t>
-      </w:r>
-    </w:p>
-    <w:p>
-      <w:pPr>
-        <w:pStyle w:val="ListParagraph"/>
-        <w:numPr>
-          <w:ilvl w:val="2"/>
-          <w:numId w:val="2"/>
-        </w:numPr>
-      </w:pPr>
-      <w:r>
-        <w:t>model</w:t>
-      </w:r>
-    </w:p>
-    <w:p>
-      <w:pPr>
-        <w:pStyle w:val="ListParagraph"/>
-        <w:numPr>
-          <w:ilvl w:val="3"/>
-          <w:numId w:val="2"/>
-        </w:numPr>
-      </w:pPr>
-      <w:r>
-        <w:t>enemy.obj</w:t>
-      </w:r>
-    </w:p>
-    <w:p>
-      <w:pPr>
-        <w:pStyle w:val="ListParagraph"/>
-        <w:numPr>
-          <w:ilvl w:val="3"/>
-          <w:numId w:val="2"/>
-        </w:numPr>
-        <w:rPr>
-          <w:highlight w:val="yellow"/>
-        </w:rPr>
-      </w:pPr>
-      <w:r>
-        <w:rPr>
-          <w:highlight w:val="yellow"/>
-        </w:rPr>
-        <w:t>player.obj</w:t>
-      </w:r>
-    </w:p>
-    <w:p>
-      <w:pPr>
-        <w:pStyle w:val="ListParagraph"/>
-        <w:numPr>
-          <w:ilvl w:val="2"/>
-          <w:numId w:val="2"/>
-        </w:numPr>
-      </w:pPr>
-      <w:r>
-        <w:t>textures</w:t>
-      </w:r>
-    </w:p>
-    <w:p>
-      <w:pPr>
-        <w:pStyle w:val="ListParagraph"/>
-        <w:numPr>
-          <w:ilvl w:val="3"/>
-          <w:numId w:val="2"/>
-        </w:numPr>
-      </w:pPr>
-      <w:r>
-        <w:t>enemyUV</w:t>
-      </w:r>
-      <w:r>
-        <w:t>.jpg</w:t>
-      </w:r>
-    </w:p>
-    <w:p>
-      <w:pPr>
-        <w:pStyle w:val="ListParagraph"/>
-        <w:numPr>
-          <w:ilvl w:val="0"/>
-          <w:numId w:val="2"/>
-        </w:numPr>
-        <w:rPr>
-          <w:highlight w:val="yellow"/>
-        </w:rPr>
-      </w:pPr>
-      <w:r>
-        <w:rPr>
-          <w:highlight w:val="yellow"/>
-        </w:rPr>
-        <w:t xml:space="preserve">15. Source and evidence of permission for any item (models, textures, etc.) not listed in #14 </w:t>
-      </w:r>
-      <w:r>
-        <w:rPr>
-          <w:highlight w:val="yellow"/>
-        </w:rPr>
-        <w:br/>
-        <w:t xml:space="preserve">Soruce: </w:t>
-      </w:r>
-    </w:p>
-    <w:p>
-      <w:pPr>
-        <w:pStyle w:val="ListParagraph"/>
-        <w:numPr>
-          <w:ilvl w:val="1"/>
-          <w:numId w:val="2"/>
-        </w:numPr>
-      </w:pPr>
-      <w:r>
-        <w:t>skybox</w:t>
-      </w:r>
-      <w:r>
-        <w:t xml:space="preserve"> (galaxy)</w:t>
-      </w:r>
-      <w:r>
-        <w:t>:</w:t>
-      </w:r>
-      <w:r>
-        <w:t xml:space="preserve"> </w:t>
-      </w:r>
-      <w:hyperlink r:id="rId5" w:anchor="animationSpeed=1&amp;fov=80&amp;nebulae=true&amp;pointStars=true&amp;resolution=1024&amp;seed=15iw8a3c0j6o&amp;stars=true&amp;sun=true" w:history="1">
+      <w:hyperlink r:id="rId6" w:anchor="animationSpeed=1&amp;fov=80&amp;nebulae=true&amp;pointStars=true&amp;resolution=1024&amp;seed=15iw8a3c0j6o&amp;stars=true&amp;sun=true" w:history="1">
         <w:r>
           <w:rPr>
             <w:rStyle w:val="Hyperlink"/>
@@ -1384,7 +1712,7 @@
         <w:br/>
         <w:t xml:space="preserve">license: </w:t>
       </w:r>
-      <w:hyperlink r:id="rId6" w:anchor="readme" w:history="1">
+      <w:hyperlink r:id="rId7" w:anchor="readme" w:history="1">
         <w:r>
           <w:rPr>
             <w:rStyle w:val="Hyperlink"/>
@@ -1404,7 +1732,7 @@
       <w:r>
         <w:t xml:space="preserve">spaceship: </w:t>
       </w:r>
-      <w:hyperlink r:id="rId7" w:history="1">
+      <w:hyperlink r:id="rId8" w:history="1">
         <w:r>
           <w:rPr>
             <w:rStyle w:val="Hyperlink"/>
@@ -1419,7 +1747,7 @@
       <w:r>
         <w:t xml:space="preserve"> </w:t>
       </w:r>
-      <w:hyperlink r:id="rId8" w:history="1">
+      <w:hyperlink r:id="rId9" w:history="1">
         <w:r>
           <w:rPr>
             <w:rStyle w:val="Hyperlink"/>
@@ -1440,7 +1768,7 @@
         <w:lastRenderedPageBreak/>
         <w:t xml:space="preserve">heightmap: </w:t>
       </w:r>
-      <w:hyperlink r:id="rId9" w:history="1">
+      <w:hyperlink r:id="rId10" w:history="1">
         <w:r>
           <w:rPr>
             <w:rStyle w:val="Hyperlink"/>
@@ -1478,7 +1806,7 @@
                     <pic:cNvPicPr/>
                   </pic:nvPicPr>
                   <pic:blipFill>
-                    <a:blip r:embed="rId10"/>
+                    <a:blip r:embed="rId11"/>
                     <a:stretch>
                       <a:fillRect/>
                     </a:stretch>
@@ -1516,7 +1844,7 @@
       <w:r>
         <w:t xml:space="preserve">: </w:t>
       </w:r>
-      <w:hyperlink r:id="rId11" w:history="1">
+      <w:hyperlink r:id="rId12" w:history="1">
         <w:r>
           <w:rPr>
             <w:rStyle w:val="Hyperlink"/>
@@ -1531,7 +1859,7 @@
         <w:br/>
         <w:t xml:space="preserve">license: CC0 </w:t>
       </w:r>
-      <w:hyperlink r:id="rId12" w:history="1">
+      <w:hyperlink r:id="rId13" w:history="1">
         <w:r>
           <w:rPr>
             <w:rStyle w:val="Hyperlink"/>
@@ -1551,7 +1879,7 @@
       <w:r>
         <w:t xml:space="preserve">Foot step Sound: </w:t>
       </w:r>
-      <w:hyperlink r:id="rId13" w:history="1">
+      <w:hyperlink r:id="rId14" w:history="1">
         <w:r>
           <w:rPr>
             <w:rStyle w:val="Hyperlink"/>
@@ -1568,7 +1896,7 @@
       <w:r>
         <w:t xml:space="preserve">: </w:t>
       </w:r>
-      <w:hyperlink r:id="rId14" w:history="1">
+      <w:hyperlink r:id="rId15" w:history="1">
         <w:r>
           <w:rPr>
             <w:rStyle w:val="Hyperlink"/>
@@ -1591,7 +1919,7 @@
       <w:r>
         <w:t xml:space="preserve">Beep Sound: </w:t>
       </w:r>
-      <w:hyperlink r:id="rId15" w:history="1">
+      <w:hyperlink r:id="rId16" w:history="1">
         <w:r>
           <w:rPr>
             <w:rStyle w:val="Hyperlink"/>
@@ -1608,7 +1936,7 @@
       <w:r>
         <w:t xml:space="preserve">: </w:t>
       </w:r>
-      <w:hyperlink r:id="rId16" w:history="1">
+      <w:hyperlink r:id="rId17" w:history="1">
         <w:r>
           <w:rPr>
             <w:rStyle w:val="Hyperlink"/>
@@ -1631,7 +1959,7 @@
       <w:r>
         <w:t xml:space="preserve">key: </w:t>
       </w:r>
-      <w:hyperlink r:id="rId17" w:history="1">
+      <w:hyperlink r:id="rId18" w:history="1">
         <w:r>
           <w:rPr>
             <w:rStyle w:val="Hyperlink"/>
@@ -1661,14 +1989,28 @@
           <w:numId w:val="2"/>
         </w:numPr>
         <w:rPr>
-          <w:highlight w:val="yellow"/>
-        </w:rPr>
-      </w:pPr>
-      <w:r>
-        <w:rPr>
-          <w:highlight w:val="yellow"/>
-        </w:rPr>
-        <w:t>16. which RVR-5029 lab machines (at least two – it’s networked!) on which your program was tested and is known to work correctly on</w:t>
+          <w:b/>
+          <w:bCs/>
+        </w:rPr>
+      </w:pPr>
+      <w:r>
+        <w:rPr>
+          <w:b/>
+          <w:bCs/>
+        </w:rPr>
+        <w:t>which RVR-5029 lab machines (at least two – it’s networked!) on which your program was tested and is known to work correctly on</w:t>
+      </w:r>
+    </w:p>
+    <w:p>
+      <w:pPr>
+        <w:pStyle w:val="ListParagraph"/>
+        <w:ind w:left="360"/>
+      </w:pPr>
+      <w:r>
+        <w:t xml:space="preserve">Tested on ECS-PONG and </w:t>
+      </w:r>
+      <w:r>
+        <w:t>ECS-WARCRAFT</w:t>
       </w:r>
     </w:p>
     <w:sectPr>
